--- a/acts-sermons/docx/46_2027-08-29_막으시는성령부르시는하나님_행16장1-10절.docx
+++ b/acts-sermons/docx/46_2027-08-29_막으시는성령부르시는하나님_행16장1-10절.docx
@@ -356,33 +356,33 @@
           <w:sz w:val="24"/>
           <w:szCs w:val="24"/>
         </w:rPr>
-        <w:t xml:space="preserve">사무엘상 1장의 한나를 생각해 보십시오. 한나는 오랫동안 자녀가 없어 괴로워했습니다. 브닌나의 조롱 속에서 그녀는 실로의 성전에 올라가 통곡하며 기도했습니다. 입술만 움직이며 마음으로 기도하는 그녀를 보고 제사장 엘리는 술에 취한 줄 알았습니다. 그때 한나는 “나는 마음이 슬픈 여자라 … 여호와 앞에 내 심정을 통한 것뿐이오니”라고 말했습니다.</w:t>
-      </w:r>
-    </w:p>
-    <w:p>
-      <w:pPr>
-        <w:spacing w:after="160" w:line="360"/>
-      </w:pPr>
-      <w:r>
-        <w:rPr>
-          <w:rFonts w:ascii="맑은 고딕" w:cs="맑은 고딕" w:eastAsia="맑은 고딕" w:hAnsi="맑은 고딕"/>
-          <w:sz w:val="24"/>
-          <w:szCs w:val="24"/>
-        </w:rPr>
-        <w:t xml:space="preserve">하나님은 그 기도에 응답하셔서 사무엘을 주셨습니다. 그리고 한나는 서원대로 아이가 젖을 떼자 그를 여호와께 바쳤습니다. 그녀는 “이 아이를 위하여 내가 기도하였더니 내가 구하여 기도한 바를 여호와께서 내게 허락하신지라 그러므로 나도 그를 여호와께 드리되 그의 평생을 여호와께 드리나이다”(삼상 1:27-28)라고 고백했습니다.</w:t>
-      </w:r>
-    </w:p>
-    <w:p>
-      <w:pPr>
-        <w:spacing w:after="160" w:line="360"/>
-      </w:pPr>
-      <w:r>
-        <w:rPr>
-          <w:rFonts w:ascii="맑은 고딕" w:cs="맑은 고딕" w:eastAsia="맑은 고딕" w:hAnsi="맑은 고딕"/>
-          <w:sz w:val="24"/>
-          <w:szCs w:val="24"/>
-        </w:rPr>
-        <w:t xml:space="preserve">그 사무엘이 자라서 사사 시대의 어둠을 끝내고 이스라엘을 말씀으로 다시 세운 선지자가 되었습니다. 한 어머니의 눈물 어린 기도가 한 시대를 바꾼 일꾼을 낳았습니다. 디모데 뒤에는 로이스와 유니게가 있었고, 사무엘 뒤에는 한나가 있었습니다. 하나님은 가정에서 드리는 조용한 믿음의 헌신을 통해 다음 세대를 준비하십니다.</w:t>
+        <w:t xml:space="preserve">여호수아는 젊은 시절부터 모세 곁에서 자란 사람이었습니다. 출애굽기 33장은 모세가 진으로 돌아올 때에도 그의 수종자 눈의 아들 젊은 여호수아는 회막을 떠나지 아니했다고 기록합니다. 하나님은 오랜 세월 모세 곁에서 여호수아를 준비하셨고, 그를 다음 세대를 이끌 일꾼으로 세우셨습니다. 바울 곁의 디모데처럼 말입니다.</w:t>
+      </w:r>
+    </w:p>
+    <w:p>
+      <w:pPr>
+        <w:spacing w:after="160" w:line="360"/>
+      </w:pPr>
+      <w:r>
+        <w:rPr>
+          <w:rFonts w:ascii="맑은 고딕" w:cs="맑은 고딕" w:eastAsia="맑은 고딕" w:hAnsi="맑은 고딕"/>
+          <w:sz w:val="24"/>
+          <w:szCs w:val="24"/>
+        </w:rPr>
+        <w:t xml:space="preserve">여호수아 24장에서 나이 많은 여호수아는 세겜에 이스라엘 모든 지파를 모았습니다. 그는 아브라함을 부르신 때부터 가나안에 들어오기까지 하나님이 행하신 일을 하나하나 들려주었습니다. 그리고 너희가 섬길 자를 오늘 택하라고 촉구하며, 자신의 결단을 이렇게 밝혔습니다. “오직 나와 내 집은 여호와를 섬기겠노라.”</w:t>
+      </w:r>
+    </w:p>
+    <w:p>
+      <w:pPr>
+        <w:spacing w:after="160" w:line="360"/>
+      </w:pPr>
+      <w:r>
+        <w:rPr>
+          <w:rFonts w:ascii="맑은 고딕" w:cs="맑은 고딕" w:eastAsia="맑은 고딕" w:hAnsi="맑은 고딕"/>
+          <w:sz w:val="24"/>
+          <w:szCs w:val="24"/>
+        </w:rPr>
+        <w:t xml:space="preserve">여호수아의 신앙은 개인의 결단에서 끝나지 않고 그의 집으로 이어졌습니다. 성경은 여호수아가 사는 날 동안과 그 뒤에 살아남은 장로들이 사는 날 동안 이스라엘이 여호와를 섬겼다고 기록합니다. 한 사람의 신실함과 한 가정의 헌신이 한 세대를 붙들었습니다. 디모데 뒤에는 로이스와 유니게가 있었고, 이스라엘의 다음 세대 앞에는 여호수아와 그의 집이 있었습니다. 하나님은 가정에서 드리는 조용한 믿음의 헌신을 통해 다음 세대의 일꾼을 준비하십니다.</w:t>
       </w:r>
     </w:p>
     <w:p>
@@ -484,7 +484,7 @@
           <w:sz w:val="24"/>
           <w:szCs w:val="24"/>
         </w:rPr>
-        <w:t xml:space="preserve">사랑하는 성도 여러분, 여러분의 가정은 다음 세대를 위해 무엇을 준비하고 있습니까? 우리는 자녀들의 학업과 진로를 위해서는 많은 시간과 돈을 씁니다. 그러나 그들의 믿음을 위해서는 얼마나 투자하고 있습니까? 로이스와 유니게, 한나와 카스퍼 텐 붐이 남긴 가장 큰 유산은 재산이 아니라 믿음이었습니다.</w:t>
+        <w:t xml:space="preserve">사랑하는 성도 여러분, 여러분의 가정은 다음 세대를 위해 무엇을 준비하고 있습니까? 우리는 자녀들의 학업과 진로를 위해서는 많은 시간과 돈을 씁니다. 그러나 그들의 믿음을 위해서는 얼마나 투자하고 있습니까? 로이스와 유니게, 여호수아와 카스퍼 텐 붐이 남긴 가장 큰 유산은 재산이 아니라 믿음이었습니다.</w:t>
       </w:r>
     </w:p>
     <w:p>
@@ -1016,33 +1016,33 @@
           <w:sz w:val="24"/>
           <w:szCs w:val="24"/>
         </w:rPr>
-        <w:t xml:space="preserve">이사야 6장에서 이사야는 웃시야 왕이 죽던 해에 성전에서 주님을 보았습니다. 주께서 높이 들린 보좌에 앉으셨고 스랍들이 “거룩하다 거룩하다 거룩하다 만군의 여호와여”라고 외쳤습니다. 그 영광 앞에서 이사야는 무너졌습니다. “화로다 나여 망하게 되었도다 나는 입술이 부정한 사람이요.”</w:t>
-      </w:r>
-    </w:p>
-    <w:p>
-      <w:pPr>
-        <w:spacing w:after="160" w:line="360"/>
-      </w:pPr>
-      <w:r>
-        <w:rPr>
-          <w:rFonts w:ascii="맑은 고딕" w:cs="맑은 고딕" w:eastAsia="맑은 고딕" w:hAnsi="맑은 고딕"/>
-          <w:sz w:val="24"/>
-          <w:szCs w:val="24"/>
-        </w:rPr>
-        <w:t xml:space="preserve">그때 스랍 하나가 제단에서 핀 숯을 가져다 그의 입에 대며 말했습니다. “보라 이것이 네 입에 닿았으니 네 악은 제거되었고 네 죄는 사하여졌느니라.” 먼저 죄 사함이 있었습니다. 그리고 나서 주님의 음성이 들렸습니다. “내가 누구를 보내며 누가 우리를 위하여 갈꼬.” 이사야는 대답했습니다. “내가 여기 있나이다 나를 보내소서”(사 6:8).</w:t>
-      </w:r>
-    </w:p>
-    <w:p>
-      <w:pPr>
-        <w:spacing w:after="160" w:line="360"/>
-      </w:pPr>
-      <w:r>
-        <w:rPr>
-          <w:rFonts w:ascii="맑은 고딕" w:cs="맑은 고딕" w:eastAsia="맑은 고딕" w:hAnsi="맑은 고딕"/>
-          <w:sz w:val="24"/>
-          <w:szCs w:val="24"/>
-        </w:rPr>
-        <w:t xml:space="preserve">이사야의 부르심은 쉬운 길로의 부르심이 아니었습니다. 하나님은 그에게 백성이 듣지 않을 것이라고 미리 말씀하셨습니다. 그러나 은혜로 죄 사함을 받은 사람은 하나님의 부르심 앞에 기꺼이 자신을 드립니다. 바울이 ‘곧’ 마게도냐로 떠난 것도 같은 이유입니다. 다메섹에서 은혜를 입은 사람이 그 은혜의 복음을 들고 바다를 건넌 것입니다.</w:t>
+        <w:t xml:space="preserve">에스겔 33장에서 하나님은 에스겔에게 말씀하셨습니다. 인자야, 내가 너를 이스라엘 족속의 파수꾼으로 삼았다. 파수꾼은 성벽 위에서 칼이 오는 것을 보면 나팔을 불어 백성에게 경고하는 사람입니다. 하나님은 에스겔에게 내 입의 말을 듣고 나를 대신하여 그들에게 경고하라고 명하셨습니다.</w:t>
+      </w:r>
+    </w:p>
+    <w:p>
+      <w:pPr>
+        <w:spacing w:after="160" w:line="360"/>
+      </w:pPr>
+      <w:r>
+        <w:rPr>
+          <w:rFonts w:ascii="맑은 고딕" w:cs="맑은 고딕" w:eastAsia="맑은 고딕" w:hAnsi="맑은 고딕"/>
+          <w:sz w:val="24"/>
+          <w:szCs w:val="24"/>
+        </w:rPr>
+        <w:t xml:space="preserve">그 자리는 결코 편한 자리가 아니었습니다. 에스겔은 바벨론의 포로들 가운데 있었고, 백성은 그의 말을 고운 노래처럼 즐겨 들으면서도 행하지는 않았습니다. 그러나 하나님은 파수꾼이 칼이 오는 것을 보고도 나팔을 불지 않으면 그 책임을 파수꾼에게 물으시겠다고 하셨습니다. 그리고 그 경고의 중심에는 하나님의 마음이 있었습니다. 하나님은 악인이 죽는 것을 기뻐하지 않으시고 악인이 그 길에서 돌이켜 사는 것을 기뻐하신다는 것입니다.</w:t>
+      </w:r>
+    </w:p>
+    <w:p>
+      <w:pPr>
+        <w:spacing w:after="160" w:line="360"/>
+      </w:pPr>
+      <w:r>
+        <w:rPr>
+          <w:rFonts w:ascii="맑은 고딕" w:cs="맑은 고딕" w:eastAsia="맑은 고딕" w:hAnsi="맑은 고딕"/>
+          <w:sz w:val="24"/>
+          <w:szCs w:val="24"/>
+        </w:rPr>
+        <w:t xml:space="preserve">에스겔의 부르심은 쉬운 길로의 부르심이 아니었습니다. 그러나 그것은 생명을 사랑하시는 하나님의 마음을 들고 가는 부르심이었습니다. 하나님은 당신이 원하시는 곳에 파수꾼을 세우시고 그 자리에서 말씀을 전하게 하십니다. 바울이 환상을 본 후 ‘곧’ 마게도냐로 떠난 것도 같은 이유입니다. 하나님이 그들에게 복음을 전하라고 자기들을 부르신 줄로 확신했기 때문입니다. 은혜를 입은 사람은 그 은혜의 복음을 들고 하나님이 보내시는 곳으로 갑니다.</w:t>
       </w:r>
     </w:p>
     <w:p>

--- a/acts-sermons/docx/46_2027-08-29_막으시는성령부르시는하나님_행16장1-10절.docx
+++ b/acts-sermons/docx/46_2027-08-29_막으시는성령부르시는하나님_행16장1-10절.docx
@@ -382,7 +382,7 @@
           <w:sz w:val="24"/>
           <w:szCs w:val="24"/>
         </w:rPr>
-        <w:t xml:space="preserve">여호수아의 신앙은 개인의 결단에서 끝나지 않고 그의 집으로 이어졌습니다. 성경은 여호수아가 사는 날 동안과 그 뒤에 살아남은 장로들이 사는 날 동안 이스라엘이 여호와를 섬겼다고 기록합니다. 한 사람의 신실함과 한 가정의 헌신이 한 세대를 붙들었습니다. 디모데 뒤에는 로이스와 유니게가 있었고, 이스라엘의 다음 세대 앞에는 여호수아와 그의 집이 있었습니다. 하나님은 가정에서 드리는 조용한 믿음의 헌신을 통해 다음 세대의 일꾼을 준비하십니다.</w:t>
+        <w:t xml:space="preserve">여호수아의 신앙은 개인의 결단에서 끝나지 않고 ‘나와 내 집’이라는 가정의 결단이 되었습니다. 성경은 여호수아가 사는 날 동안과 그 뒤에 살아남은 장로들이 사는 날 동안 이스라엘이 여호와를 섬겼다고 기록합니다. 한 사람의 신실함과 한 가정의 헌신이 한 세대를 붙들었습니다. 디모데 뒤에는 로이스와 유니게가 있었고, 이스라엘의 다음 세대 앞에는 여호수아와 그의 집이 있었습니다. 하나님은 가정에서 드리는 조용한 믿음의 헌신을 통해 다음 세대의 일꾼을 준비하십니다.</w:t>
       </w:r>
     </w:p>
     <w:p>
@@ -1257,7 +1257,7 @@
           <w:sz w:val="24"/>
           <w:szCs w:val="24"/>
         </w:rPr>
-        <w:t xml:space="preserve">사랑하는 성도 여러분, 우리 주님께서도 겟세마네에서 ‘이 잔을 내게서 지나가게 하옵소서’라고 기도하셨지만, ‘내 뜻대로 마시고 아버지의 뜻대로 되기를 원하나이다’라고 순종하셨습니다. 그 순종의 길, 막힌 것처럼 보였던 십자가의 길이 온 세상을 구원하는 길이 되었습니다.</w:t>
+        <w:t xml:space="preserve">사랑하는 성도 여러분, 우리 주님께서도 겟세마네에서 ‘이 잔을 내게서 지나가게 하옵소서’라고 기도하셨지만, ‘나의 원대로 마시옵고 아버지의 원대로 하옵소서’라고 순종하셨습니다(마 26:39). 그 순종의 길, 막힌 것처럼 보였던 십자가의 길이 온 세상을 구원하는 길이 되었습니다.</w:t>
       </w:r>
     </w:p>
     <w:p>
